--- a/note.docx
+++ b/note.docx
@@ -3,6 +3,26 @@
 <w:document xmlns:wpc="http://schemas.microsoft.com/office/word/2010/wordprocessingCanvas" xmlns:cx="http://schemas.microsoft.com/office/drawing/2014/chartex" xmlns:cx1="http://schemas.microsoft.com/office/drawing/2015/9/8/chartex" xmlns:cx2="http://schemas.microsoft.com/office/drawing/2015/10/21/chartex" xmlns:cx3="http://schemas.microsoft.com/office/drawing/2016/5/9/chartex" xmlns:cx4="http://schemas.microsoft.com/office/drawing/2016/5/10/chartex" xmlns:cx5="http://schemas.microsoft.com/office/drawing/2016/5/11/chartex" xmlns:cx6="http://schemas.microsoft.com/office/drawing/2016/5/12/chartex" xmlns:cx7="http://schemas.microsoft.com/office/drawing/2016/5/13/chartex" xmlns:cx8="http://schemas.microsoft.com/office/drawing/2016/5/14/chartex" xmlns:mc="http://schemas.openxmlformats.org/markup-compatibility/2006" xmlns:aink="http://schemas.microsoft.com/office/drawing/2016/ink" xmlns:am3d="http://schemas.microsoft.com/office/drawing/2017/model3d" xmlns:o="urn:schemas-microsoft-com:office:office" xmlns:r="http://schemas.openxmlformats.org/officeDocument/2006/relationships" xmlns:m="http://schemas.openxmlformats.org/officeDocument/2006/math" xmlns:v="urn:schemas-microsoft-com:vml" xmlns:wp14="http://schemas.microsoft.com/office/word/2010/wordprocessingDrawing" xmlns:wp="http://schemas.openxmlformats.org/drawingml/2006/wordprocessingDrawing" xmlns:w10="urn:schemas-microsoft-com:office:word" xmlns:w="http://schemas.openxmlformats.org/wordprocessingml/2006/main" xmlns:w14="http://schemas.microsoft.com/office/word/2010/wordml" xmlns:w15="http://schemas.microsoft.com/office/word/2012/wordml" xmlns:w16cex="http://schemas.microsoft.com/office/word/2018/wordml/cex" xmlns:w16cid="http://schemas.microsoft.com/office/word/2016/wordml/cid" xmlns:w16="http://schemas.microsoft.com/office/word/2018/wordml" xmlns:w16sdtdh="http://schemas.microsoft.com/office/word/2020/wordml/sdtdatahash" xmlns:w16se="http://schemas.microsoft.com/office/word/2015/wordml/symex" xmlns:wpg="http://schemas.microsoft.com/office/word/2010/wordprocessingGroup" xmlns:wpi="http://schemas.microsoft.com/office/word/2010/wordprocessingInk" xmlns:wne="http://schemas.microsoft.com/office/word/2006/wordml" xmlns:wps="http://schemas.microsoft.com/office/word/2010/wordprocessingShape" mc:Ignorable="w14 w15 w16se w16cid w16 w16cex w16sdtdh wp14">
   <w:body>
     <w:p>
+      <w:pPr>
+        <w:pBdr>
+          <w:bottom w:val="single" w:sz="6" w:space="1" w:color="auto"/>
+        </w:pBdr>
+      </w:pPr>
+      <w:r>
+        <w:t xml:space="preserve">Typescript: là </w:t>
+      </w:r>
+      <w:r>
+        <w:t>javascript cộng với cú pháp cho kiểu dữ liệu, đối với js thì ko có định nghĩa kiểu dữ liệu. Typescript có thể phát hiện được bug từ lúc viết code</w:t>
+      </w:r>
+    </w:p>
+    <w:p>
+      <w:pPr>
+        <w:pBdr>
+          <w:bottom w:val="single" w:sz="6" w:space="1" w:color="auto"/>
+        </w:pBdr>
+      </w:pPr>
+    </w:p>
+    <w:p>
       <w:r>
         <w:t xml:space="preserve">Tạo dự án với </w:t>
       </w:r>
@@ -80,8 +100,908 @@
         <w:t>dev</w:t>
       </w:r>
     </w:p>
+    <w:p>
+      <w:pPr>
+        <w:pBdr>
+          <w:bottom w:val="single" w:sz="6" w:space="1" w:color="auto"/>
+        </w:pBdr>
+      </w:pPr>
+    </w:p>
+    <w:p>
+      <w:r>
+        <w:softHyphen/>
+      </w:r>
+    </w:p>
+    <w:p>
+      <w:r>
+        <w:t>Các kiểu dữ liệu custom</w:t>
+      </w:r>
+    </w:p>
+    <w:p>
+      <w:pPr>
+        <w:rPr>
+          <w:b/>
+          <w:bCs/>
+        </w:rPr>
+      </w:pPr>
+      <w:r>
+        <w:tab/>
+      </w:r>
+      <w:r>
+        <w:rPr>
+          <w:b/>
+          <w:bCs/>
+        </w:rPr>
+        <w:t>t</w:t>
+      </w:r>
+      <w:r>
+        <w:rPr>
+          <w:b/>
+          <w:bCs/>
+        </w:rPr>
+        <w:t>ype</w:t>
+      </w:r>
+    </w:p>
+    <w:p>
+      <w:r>
+        <w:tab/>
+      </w:r>
+      <w:r>
+        <w:tab/>
+      </w:r>
+      <w:r>
+        <w:drawing>
+          <wp:inline distT="0" distB="0" distL="0" distR="0" wp14:anchorId="39367241" wp14:editId="24A5F5A5">
+            <wp:extent cx="4133115" cy="1038225"/>
+            <wp:effectExtent l="0" t="0" r="1270" b="0"/>
+            <wp:docPr id="1" name="Picture 1"/>
+            <wp:cNvGraphicFramePr>
+              <a:graphicFrameLocks xmlns:a="http://schemas.openxmlformats.org/drawingml/2006/main" noChangeAspect="1"/>
+            </wp:cNvGraphicFramePr>
+            <a:graphic xmlns:a="http://schemas.openxmlformats.org/drawingml/2006/main">
+              <a:graphicData uri="http://schemas.openxmlformats.org/drawingml/2006/picture">
+                <pic:pic xmlns:pic="http://schemas.openxmlformats.org/drawingml/2006/picture">
+                  <pic:nvPicPr>
+                    <pic:cNvPr id="1" name=""/>
+                    <pic:cNvPicPr/>
+                  </pic:nvPicPr>
+                  <pic:blipFill rotWithShape="1">
+                    <a:blip r:embed="rId4"/>
+                    <a:srcRect l="1396" t="1" b="4000"/>
+                    <a:stretch/>
+                  </pic:blipFill>
+                  <pic:spPr bwMode="auto">
+                    <a:xfrm>
+                      <a:off x="0" y="0"/>
+                      <a:ext cx="4161929" cy="1045463"/>
+                    </a:xfrm>
+                    <a:prstGeom prst="rect">
+                      <a:avLst/>
+                    </a:prstGeom>
+                    <a:ln>
+                      <a:noFill/>
+                    </a:ln>
+                    <a:extLst>
+                      <a:ext uri="{53640926-AAD7-44D8-BBD7-CCE9431645EC}">
+                        <a14:shadowObscured xmlns:a14="http://schemas.microsoft.com/office/drawing/2010/main"/>
+                      </a:ext>
+                    </a:extLst>
+                  </pic:spPr>
+                </pic:pic>
+              </a:graphicData>
+            </a:graphic>
+          </wp:inline>
+        </w:drawing>
+      </w:r>
+    </w:p>
+    <w:p>
+      <w:pPr>
+        <w:rPr>
+          <w:i/>
+          <w:iCs/>
+        </w:rPr>
+      </w:pPr>
+      <w:r>
+        <w:tab/>
+      </w:r>
+      <w:r>
+        <w:tab/>
+      </w:r>
+      <w:r>
+        <w:rPr>
+          <w:i/>
+          <w:iCs/>
+        </w:rPr>
+        <w:t>Kế thừa</w:t>
+      </w:r>
+    </w:p>
+    <w:p>
+      <w:pPr>
+        <w:rPr>
+          <w:i/>
+          <w:iCs/>
+        </w:rPr>
+      </w:pPr>
+      <w:r>
+        <w:rPr>
+          <w:i/>
+          <w:iCs/>
+        </w:rPr>
+        <w:tab/>
+      </w:r>
+      <w:r>
+        <w:rPr>
+          <w:i/>
+          <w:iCs/>
+        </w:rPr>
+        <w:tab/>
+      </w:r>
+      <w:r>
+        <w:rPr>
+          <w:i/>
+          <w:iCs/>
+        </w:rPr>
+        <w:tab/>
+      </w:r>
+      <w:r>
+        <w:rPr>
+          <w:i/>
+          <w:iCs/>
+        </w:rPr>
+        <w:drawing>
+          <wp:inline distT="0" distB="0" distL="0" distR="0" wp14:anchorId="2504D015" wp14:editId="0C8DDCC3">
+            <wp:extent cx="1704441" cy="521618"/>
+            <wp:effectExtent l="0" t="0" r="0" b="0"/>
+            <wp:docPr id="9" name="Picture 9"/>
+            <wp:cNvGraphicFramePr>
+              <a:graphicFrameLocks xmlns:a="http://schemas.openxmlformats.org/drawingml/2006/main" noChangeAspect="1"/>
+            </wp:cNvGraphicFramePr>
+            <a:graphic xmlns:a="http://schemas.openxmlformats.org/drawingml/2006/main">
+              <a:graphicData uri="http://schemas.openxmlformats.org/drawingml/2006/picture">
+                <pic:pic xmlns:pic="http://schemas.openxmlformats.org/drawingml/2006/picture">
+                  <pic:nvPicPr>
+                    <pic:cNvPr id="1" name=""/>
+                    <pic:cNvPicPr/>
+                  </pic:nvPicPr>
+                  <pic:blipFill>
+                    <a:blip r:embed="rId5"/>
+                    <a:stretch>
+                      <a:fillRect/>
+                    </a:stretch>
+                  </pic:blipFill>
+                  <pic:spPr>
+                    <a:xfrm>
+                      <a:off x="0" y="0"/>
+                      <a:ext cx="1729543" cy="529300"/>
+                    </a:xfrm>
+                    <a:prstGeom prst="rect">
+                      <a:avLst/>
+                    </a:prstGeom>
+                  </pic:spPr>
+                </pic:pic>
+              </a:graphicData>
+            </a:graphic>
+          </wp:inline>
+        </w:drawing>
+      </w:r>
+    </w:p>
+    <w:p>
+      <w:pPr>
+        <w:rPr>
+          <w:i/>
+          <w:iCs/>
+        </w:rPr>
+      </w:pPr>
+      <w:r>
+        <w:rPr>
+          <w:i/>
+          <w:iCs/>
+        </w:rPr>
+        <w:tab/>
+      </w:r>
+      <w:r>
+        <w:rPr>
+          <w:i/>
+          <w:iCs/>
+        </w:rPr>
+        <w:tab/>
+        <w:t>Generate type</w:t>
+      </w:r>
+    </w:p>
+    <w:p>
+      <w:pPr>
+        <w:rPr>
+          <w:i/>
+          <w:iCs/>
+        </w:rPr>
+      </w:pPr>
+      <w:r>
+        <w:rPr>
+          <w:i/>
+          <w:iCs/>
+        </w:rPr>
+        <w:tab/>
+      </w:r>
+      <w:r>
+        <w:rPr>
+          <w:i/>
+          <w:iCs/>
+        </w:rPr>
+        <w:tab/>
+      </w:r>
+      <w:r>
+        <w:rPr>
+          <w:i/>
+          <w:iCs/>
+        </w:rPr>
+        <w:tab/>
+      </w:r>
+      <w:r>
+        <w:rPr>
+          <w:i/>
+          <w:iCs/>
+        </w:rPr>
+        <w:drawing>
+          <wp:inline distT="0" distB="0" distL="0" distR="0" wp14:anchorId="362CEA59" wp14:editId="35B03159">
+            <wp:extent cx="2832058" cy="892455"/>
+            <wp:effectExtent l="0" t="0" r="6985" b="3175"/>
+            <wp:docPr id="13" name="Picture 13"/>
+            <wp:cNvGraphicFramePr>
+              <a:graphicFrameLocks xmlns:a="http://schemas.openxmlformats.org/drawingml/2006/main" noChangeAspect="1"/>
+            </wp:cNvGraphicFramePr>
+            <a:graphic xmlns:a="http://schemas.openxmlformats.org/drawingml/2006/main">
+              <a:graphicData uri="http://schemas.openxmlformats.org/drawingml/2006/picture">
+                <pic:pic xmlns:pic="http://schemas.openxmlformats.org/drawingml/2006/picture">
+                  <pic:nvPicPr>
+                    <pic:cNvPr id="1" name=""/>
+                    <pic:cNvPicPr/>
+                  </pic:nvPicPr>
+                  <pic:blipFill>
+                    <a:blip r:embed="rId6"/>
+                    <a:stretch>
+                      <a:fillRect/>
+                    </a:stretch>
+                  </pic:blipFill>
+                  <pic:spPr>
+                    <a:xfrm>
+                      <a:off x="0" y="0"/>
+                      <a:ext cx="2878819" cy="907191"/>
+                    </a:xfrm>
+                    <a:prstGeom prst="rect">
+                      <a:avLst/>
+                    </a:prstGeom>
+                  </pic:spPr>
+                </pic:pic>
+              </a:graphicData>
+            </a:graphic>
+          </wp:inline>
+        </w:drawing>
+      </w:r>
+    </w:p>
+    <w:p>
+      <w:pPr>
+        <w:rPr>
+          <w:i/>
+          <w:iCs/>
+        </w:rPr>
+      </w:pPr>
+      <w:r>
+        <w:rPr>
+          <w:i/>
+          <w:iCs/>
+        </w:rPr>
+        <w:tab/>
+      </w:r>
+      <w:r>
+        <w:rPr>
+          <w:i/>
+          <w:iCs/>
+        </w:rPr>
+        <w:tab/>
+      </w:r>
+      <w:r>
+        <w:rPr>
+          <w:i/>
+          <w:iCs/>
+        </w:rPr>
+        <w:tab/>
+      </w:r>
+      <w:r>
+        <w:rPr>
+          <w:i/>
+          <w:iCs/>
+        </w:rPr>
+        <w:drawing>
+          <wp:inline distT="0" distB="0" distL="0" distR="0" wp14:anchorId="0AC475AA" wp14:editId="02A03CEE">
+            <wp:extent cx="4488212" cy="658368"/>
+            <wp:effectExtent l="0" t="0" r="0" b="8890"/>
+            <wp:docPr id="14" name="Picture 14"/>
+            <wp:cNvGraphicFramePr>
+              <a:graphicFrameLocks xmlns:a="http://schemas.openxmlformats.org/drawingml/2006/main" noChangeAspect="1"/>
+            </wp:cNvGraphicFramePr>
+            <a:graphic xmlns:a="http://schemas.openxmlformats.org/drawingml/2006/main">
+              <a:graphicData uri="http://schemas.openxmlformats.org/drawingml/2006/picture">
+                <pic:pic xmlns:pic="http://schemas.openxmlformats.org/drawingml/2006/picture">
+                  <pic:nvPicPr>
+                    <pic:cNvPr id="1" name=""/>
+                    <pic:cNvPicPr/>
+                  </pic:nvPicPr>
+                  <pic:blipFill>
+                    <a:blip r:embed="rId7"/>
+                    <a:stretch>
+                      <a:fillRect/>
+                    </a:stretch>
+                  </pic:blipFill>
+                  <pic:spPr>
+                    <a:xfrm>
+                      <a:off x="0" y="0"/>
+                      <a:ext cx="4566001" cy="669779"/>
+                    </a:xfrm>
+                    <a:prstGeom prst="rect">
+                      <a:avLst/>
+                    </a:prstGeom>
+                  </pic:spPr>
+                </pic:pic>
+              </a:graphicData>
+            </a:graphic>
+          </wp:inline>
+        </w:drawing>
+      </w:r>
+    </w:p>
+    <w:p>
+      <w:pPr>
+        <w:rPr>
+          <w:b/>
+          <w:bCs/>
+        </w:rPr>
+      </w:pPr>
+      <w:r>
+        <w:lastRenderedPageBreak/>
+        <w:tab/>
+      </w:r>
+      <w:r>
+        <w:rPr>
+          <w:b/>
+          <w:bCs/>
+        </w:rPr>
+        <w:t>I</w:t>
+      </w:r>
+      <w:r>
+        <w:rPr>
+          <w:b/>
+          <w:bCs/>
+        </w:rPr>
+        <w:t>nterface</w:t>
+      </w:r>
+    </w:p>
+    <w:p>
+      <w:pPr>
+        <w:pBdr>
+          <w:bottom w:val="single" w:sz="6" w:space="1" w:color="auto"/>
+        </w:pBdr>
+      </w:pPr>
+      <w:r>
+        <w:tab/>
+      </w:r>
+      <w:r>
+        <w:tab/>
+      </w:r>
+      <w:r>
+        <w:drawing>
+          <wp:inline distT="0" distB="0" distL="0" distR="0" wp14:anchorId="1D2F07DB" wp14:editId="772A86D2">
+            <wp:extent cx="4213555" cy="905078"/>
+            <wp:effectExtent l="0" t="0" r="0" b="9525"/>
+            <wp:docPr id="4" name="Picture 4"/>
+            <wp:cNvGraphicFramePr>
+              <a:graphicFrameLocks xmlns:a="http://schemas.openxmlformats.org/drawingml/2006/main" noChangeAspect="1"/>
+            </wp:cNvGraphicFramePr>
+            <a:graphic xmlns:a="http://schemas.openxmlformats.org/drawingml/2006/main">
+              <a:graphicData uri="http://schemas.openxmlformats.org/drawingml/2006/picture">
+                <pic:pic xmlns:pic="http://schemas.openxmlformats.org/drawingml/2006/picture">
+                  <pic:nvPicPr>
+                    <pic:cNvPr id="1" name=""/>
+                    <pic:cNvPicPr/>
+                  </pic:nvPicPr>
+                  <pic:blipFill>
+                    <a:blip r:embed="rId8"/>
+                    <a:stretch>
+                      <a:fillRect/>
+                    </a:stretch>
+                  </pic:blipFill>
+                  <pic:spPr>
+                    <a:xfrm>
+                      <a:off x="0" y="0"/>
+                      <a:ext cx="4240823" cy="910935"/>
+                    </a:xfrm>
+                    <a:prstGeom prst="rect">
+                      <a:avLst/>
+                    </a:prstGeom>
+                  </pic:spPr>
+                </pic:pic>
+              </a:graphicData>
+            </a:graphic>
+          </wp:inline>
+        </w:drawing>
+      </w:r>
+    </w:p>
+    <w:p>
+      <w:pPr>
+        <w:pBdr>
+          <w:bottom w:val="single" w:sz="6" w:space="1" w:color="auto"/>
+        </w:pBdr>
+        <w:rPr>
+          <w:i/>
+          <w:iCs/>
+        </w:rPr>
+      </w:pPr>
+      <w:r>
+        <w:tab/>
+      </w:r>
+      <w:r>
+        <w:tab/>
+      </w:r>
+      <w:r>
+        <w:rPr>
+          <w:i/>
+          <w:iCs/>
+        </w:rPr>
+        <w:t>Kế thừa</w:t>
+      </w:r>
+    </w:p>
+    <w:p>
+      <w:pPr>
+        <w:pBdr>
+          <w:bottom w:val="single" w:sz="6" w:space="1" w:color="auto"/>
+        </w:pBdr>
+      </w:pPr>
+      <w:r>
+        <w:tab/>
+      </w:r>
+      <w:r>
+        <w:tab/>
+      </w:r>
+      <w:r>
+        <w:tab/>
+      </w:r>
+      <w:r>
+        <w:drawing>
+          <wp:inline distT="0" distB="0" distL="0" distR="0" wp14:anchorId="375A69FC" wp14:editId="754D1D7F">
+            <wp:extent cx="2339794" cy="577901"/>
+            <wp:effectExtent l="0" t="0" r="3810" b="0"/>
+            <wp:docPr id="8" name="Picture 8"/>
+            <wp:cNvGraphicFramePr>
+              <a:graphicFrameLocks xmlns:a="http://schemas.openxmlformats.org/drawingml/2006/main" noChangeAspect="1"/>
+            </wp:cNvGraphicFramePr>
+            <a:graphic xmlns:a="http://schemas.openxmlformats.org/drawingml/2006/main">
+              <a:graphicData uri="http://schemas.openxmlformats.org/drawingml/2006/picture">
+                <pic:pic xmlns:pic="http://schemas.openxmlformats.org/drawingml/2006/picture">
+                  <pic:nvPicPr>
+                    <pic:cNvPr id="1" name=""/>
+                    <pic:cNvPicPr/>
+                  </pic:nvPicPr>
+                  <pic:blipFill>
+                    <a:blip r:embed="rId9"/>
+                    <a:stretch>
+                      <a:fillRect/>
+                    </a:stretch>
+                  </pic:blipFill>
+                  <pic:spPr>
+                    <a:xfrm>
+                      <a:off x="0" y="0"/>
+                      <a:ext cx="2371024" cy="585614"/>
+                    </a:xfrm>
+                    <a:prstGeom prst="rect">
+                      <a:avLst/>
+                    </a:prstGeom>
+                  </pic:spPr>
+                </pic:pic>
+              </a:graphicData>
+            </a:graphic>
+          </wp:inline>
+        </w:drawing>
+      </w:r>
+    </w:p>
+    <w:p>
+      <w:pPr>
+        <w:pBdr>
+          <w:bottom w:val="single" w:sz="6" w:space="1" w:color="auto"/>
+        </w:pBdr>
+      </w:pPr>
+    </w:p>
+    <w:p/>
+    <w:p>
+      <w:r>
+        <w:t>Enum:</w:t>
+      </w:r>
+    </w:p>
+    <w:p>
+      <w:r>
+        <w:tab/>
+      </w:r>
+      <w:r>
+        <w:drawing>
+          <wp:inline distT="0" distB="0" distL="0" distR="0" wp14:anchorId="0244D9D9" wp14:editId="516742D4">
+            <wp:extent cx="1254298" cy="1280160"/>
+            <wp:effectExtent l="0" t="0" r="3175" b="0"/>
+            <wp:docPr id="10" name="Picture 10"/>
+            <wp:cNvGraphicFramePr>
+              <a:graphicFrameLocks xmlns:a="http://schemas.openxmlformats.org/drawingml/2006/main" noChangeAspect="1"/>
+            </wp:cNvGraphicFramePr>
+            <a:graphic xmlns:a="http://schemas.openxmlformats.org/drawingml/2006/main">
+              <a:graphicData uri="http://schemas.openxmlformats.org/drawingml/2006/picture">
+                <pic:pic xmlns:pic="http://schemas.openxmlformats.org/drawingml/2006/picture">
+                  <pic:nvPicPr>
+                    <pic:cNvPr id="1" name=""/>
+                    <pic:cNvPicPr/>
+                  </pic:nvPicPr>
+                  <pic:blipFill>
+                    <a:blip r:embed="rId10"/>
+                    <a:stretch>
+                      <a:fillRect/>
+                    </a:stretch>
+                  </pic:blipFill>
+                  <pic:spPr>
+                    <a:xfrm>
+                      <a:off x="0" y="0"/>
+                      <a:ext cx="1259106" cy="1285067"/>
+                    </a:xfrm>
+                    <a:prstGeom prst="rect">
+                      <a:avLst/>
+                    </a:prstGeom>
+                  </pic:spPr>
+                </pic:pic>
+              </a:graphicData>
+            </a:graphic>
+          </wp:inline>
+        </w:drawing>
+      </w:r>
+      <w:r>
+        <w:tab/>
+      </w:r>
+      <w:r>
+        <w:t xml:space="preserve">      </w:t>
+      </w:r>
+      <w:r>
+        <w:drawing>
+          <wp:inline distT="0" distB="0" distL="0" distR="0" wp14:anchorId="52357EB0" wp14:editId="364C17D2">
+            <wp:extent cx="1014974" cy="1302105"/>
+            <wp:effectExtent l="0" t="0" r="0" b="0"/>
+            <wp:docPr id="11" name="Picture 11"/>
+            <wp:cNvGraphicFramePr>
+              <a:graphicFrameLocks xmlns:a="http://schemas.openxmlformats.org/drawingml/2006/main" noChangeAspect="1"/>
+            </wp:cNvGraphicFramePr>
+            <a:graphic xmlns:a="http://schemas.openxmlformats.org/drawingml/2006/main">
+              <a:graphicData uri="http://schemas.openxmlformats.org/drawingml/2006/picture">
+                <pic:pic xmlns:pic="http://schemas.openxmlformats.org/drawingml/2006/picture">
+                  <pic:nvPicPr>
+                    <pic:cNvPr id="1" name=""/>
+                    <pic:cNvPicPr/>
+                  </pic:nvPicPr>
+                  <pic:blipFill>
+                    <a:blip r:embed="rId11"/>
+                    <a:stretch>
+                      <a:fillRect/>
+                    </a:stretch>
+                  </pic:blipFill>
+                  <pic:spPr>
+                    <a:xfrm>
+                      <a:off x="0" y="0"/>
+                      <a:ext cx="1019127" cy="1307432"/>
+                    </a:xfrm>
+                    <a:prstGeom prst="rect">
+                      <a:avLst/>
+                    </a:prstGeom>
+                  </pic:spPr>
+                </pic:pic>
+              </a:graphicData>
+            </a:graphic>
+          </wp:inline>
+        </w:drawing>
+      </w:r>
+    </w:p>
+    <w:p/>
+    <w:p>
+      <w:r>
+        <w:tab/>
+      </w:r>
+      <w:r>
+        <w:drawing>
+          <wp:inline distT="0" distB="0" distL="0" distR="0" wp14:anchorId="700B06EF" wp14:editId="6E358FF6">
+            <wp:extent cx="1382844" cy="212141"/>
+            <wp:effectExtent l="0" t="0" r="8255" b="0"/>
+            <wp:docPr id="12" name="Picture 12"/>
+            <wp:cNvGraphicFramePr>
+              <a:graphicFrameLocks xmlns:a="http://schemas.openxmlformats.org/drawingml/2006/main" noChangeAspect="1"/>
+            </wp:cNvGraphicFramePr>
+            <a:graphic xmlns:a="http://schemas.openxmlformats.org/drawingml/2006/main">
+              <a:graphicData uri="http://schemas.openxmlformats.org/drawingml/2006/picture">
+                <pic:pic xmlns:pic="http://schemas.openxmlformats.org/drawingml/2006/picture">
+                  <pic:nvPicPr>
+                    <pic:cNvPr id="1" name=""/>
+                    <pic:cNvPicPr/>
+                  </pic:nvPicPr>
+                  <pic:blipFill>
+                    <a:blip r:embed="rId12"/>
+                    <a:stretch>
+                      <a:fillRect/>
+                    </a:stretch>
+                  </pic:blipFill>
+                  <pic:spPr>
+                    <a:xfrm>
+                      <a:off x="0" y="0"/>
+                      <a:ext cx="1413514" cy="216846"/>
+                    </a:xfrm>
+                    <a:prstGeom prst="rect">
+                      <a:avLst/>
+                    </a:prstGeom>
+                  </pic:spPr>
+                </pic:pic>
+              </a:graphicData>
+            </a:graphic>
+          </wp:inline>
+        </w:drawing>
+      </w:r>
+    </w:p>
+    <w:p>
+      <w:pPr>
+        <w:pBdr>
+          <w:bottom w:val="single" w:sz="6" w:space="1" w:color="auto"/>
+        </w:pBdr>
+      </w:pPr>
+    </w:p>
+    <w:p>
+      <w:pPr>
+        <w:rPr>
+          <w:u w:val="single"/>
+        </w:rPr>
+      </w:pPr>
+    </w:p>
+    <w:p>
+      <w:pPr>
+        <w:rPr>
+          <w:u w:val="single"/>
+        </w:rPr>
+      </w:pPr>
+      <w:r>
+        <w:rPr>
+          <w:u w:val="single"/>
+        </w:rPr>
+        <w:t>Gán kiểu dữ liệu</w:t>
+      </w:r>
+    </w:p>
+    <w:p>
+      <w:r>
+        <w:tab/>
+        <w:t>a: number</w:t>
+      </w:r>
+    </w:p>
+    <w:p/>
+    <w:p>
+      <w:pPr>
+        <w:rPr>
+          <w:u w:val="single"/>
+        </w:rPr>
+      </w:pPr>
+      <w:r>
+        <w:rPr>
+          <w:u w:val="single"/>
+        </w:rPr>
+        <w:t xml:space="preserve">Gán kiểu dữ liệu trong </w:t>
+      </w:r>
+      <w:r>
+        <w:rPr>
+          <w:b/>
+          <w:bCs/>
+          <w:u w:val="single"/>
+        </w:rPr>
+        <w:t>function</w:t>
+      </w:r>
+    </w:p>
+    <w:p>
+      <w:r>
+        <w:tab/>
+      </w:r>
+      <w:r>
+        <w:drawing>
+          <wp:inline distT="0" distB="0" distL="0" distR="0" wp14:anchorId="751DBDAE" wp14:editId="478686CC">
+            <wp:extent cx="4001414" cy="439899"/>
+            <wp:effectExtent l="0" t="0" r="0" b="0"/>
+            <wp:docPr id="2" name="Picture 2"/>
+            <wp:cNvGraphicFramePr>
+              <a:graphicFrameLocks xmlns:a="http://schemas.openxmlformats.org/drawingml/2006/main" noChangeAspect="1"/>
+            </wp:cNvGraphicFramePr>
+            <a:graphic xmlns:a="http://schemas.openxmlformats.org/drawingml/2006/main">
+              <a:graphicData uri="http://schemas.openxmlformats.org/drawingml/2006/picture">
+                <pic:pic xmlns:pic="http://schemas.openxmlformats.org/drawingml/2006/picture">
+                  <pic:nvPicPr>
+                    <pic:cNvPr id="1" name=""/>
+                    <pic:cNvPicPr/>
+                  </pic:nvPicPr>
+                  <pic:blipFill>
+                    <a:blip r:embed="rId13"/>
+                    <a:stretch>
+                      <a:fillRect/>
+                    </a:stretch>
+                  </pic:blipFill>
+                  <pic:spPr>
+                    <a:xfrm>
+                      <a:off x="0" y="0"/>
+                      <a:ext cx="4036955" cy="443806"/>
+                    </a:xfrm>
+                    <a:prstGeom prst="rect">
+                      <a:avLst/>
+                    </a:prstGeom>
+                  </pic:spPr>
+                </pic:pic>
+              </a:graphicData>
+            </a:graphic>
+          </wp:inline>
+        </w:drawing>
+      </w:r>
+    </w:p>
     <w:p/>
     <w:p/>
+    <w:p>
+      <w:pPr>
+        <w:rPr>
+          <w:u w:val="single"/>
+        </w:rPr>
+      </w:pPr>
+      <w:r>
+        <w:rPr>
+          <w:u w:val="single"/>
+        </w:rPr>
+        <w:lastRenderedPageBreak/>
+        <w:t>Kiểu dữ liệu với hooks React</w:t>
+      </w:r>
+    </w:p>
+    <w:p>
+      <w:r>
+        <w:tab/>
+      </w:r>
+      <w:r>
+        <w:drawing>
+          <wp:inline distT="0" distB="0" distL="0" distR="0" wp14:anchorId="5622EF3F" wp14:editId="4634F949">
+            <wp:extent cx="3577132" cy="230252"/>
+            <wp:effectExtent l="0" t="0" r="0" b="0"/>
+            <wp:docPr id="5" name="Picture 5"/>
+            <wp:cNvGraphicFramePr>
+              <a:graphicFrameLocks xmlns:a="http://schemas.openxmlformats.org/drawingml/2006/main" noChangeAspect="1"/>
+            </wp:cNvGraphicFramePr>
+            <a:graphic xmlns:a="http://schemas.openxmlformats.org/drawingml/2006/main">
+              <a:graphicData uri="http://schemas.openxmlformats.org/drawingml/2006/picture">
+                <pic:pic xmlns:pic="http://schemas.openxmlformats.org/drawingml/2006/picture">
+                  <pic:nvPicPr>
+                    <pic:cNvPr id="1" name=""/>
+                    <pic:cNvPicPr/>
+                  </pic:nvPicPr>
+                  <pic:blipFill>
+                    <a:blip r:embed="rId14"/>
+                    <a:stretch>
+                      <a:fillRect/>
+                    </a:stretch>
+                  </pic:blipFill>
+                  <pic:spPr>
+                    <a:xfrm>
+                      <a:off x="0" y="0"/>
+                      <a:ext cx="3615258" cy="232706"/>
+                    </a:xfrm>
+                    <a:prstGeom prst="rect">
+                      <a:avLst/>
+                    </a:prstGeom>
+                  </pic:spPr>
+                </pic:pic>
+              </a:graphicData>
+            </a:graphic>
+          </wp:inline>
+        </w:drawing>
+      </w:r>
+    </w:p>
+    <w:p/>
+    <w:p>
+      <w:r>
+        <w:tab/>
+        <w:t>With custom type</w:t>
+      </w:r>
+    </w:p>
+    <w:p>
+      <w:r>
+        <w:tab/>
+      </w:r>
+      <w:r>
+        <w:tab/>
+      </w:r>
+      <w:r>
+        <w:drawing>
+          <wp:inline distT="0" distB="0" distL="0" distR="0" wp14:anchorId="12687395" wp14:editId="31BD6A6B">
+            <wp:extent cx="1415845" cy="877824"/>
+            <wp:effectExtent l="0" t="0" r="0" b="0"/>
+            <wp:docPr id="6" name="Picture 6"/>
+            <wp:cNvGraphicFramePr>
+              <a:graphicFrameLocks xmlns:a="http://schemas.openxmlformats.org/drawingml/2006/main" noChangeAspect="1"/>
+            </wp:cNvGraphicFramePr>
+            <a:graphic xmlns:a="http://schemas.openxmlformats.org/drawingml/2006/main">
+              <a:graphicData uri="http://schemas.openxmlformats.org/drawingml/2006/picture">
+                <pic:pic xmlns:pic="http://schemas.openxmlformats.org/drawingml/2006/picture">
+                  <pic:nvPicPr>
+                    <pic:cNvPr id="1" name=""/>
+                    <pic:cNvPicPr/>
+                  </pic:nvPicPr>
+                  <pic:blipFill>
+                    <a:blip r:embed="rId15"/>
+                    <a:stretch>
+                      <a:fillRect/>
+                    </a:stretch>
+                  </pic:blipFill>
+                  <pic:spPr>
+                    <a:xfrm>
+                      <a:off x="0" y="0"/>
+                      <a:ext cx="1422294" cy="881822"/>
+                    </a:xfrm>
+                    <a:prstGeom prst="rect">
+                      <a:avLst/>
+                    </a:prstGeom>
+                  </pic:spPr>
+                </pic:pic>
+              </a:graphicData>
+            </a:graphic>
+          </wp:inline>
+        </w:drawing>
+      </w:r>
+    </w:p>
+    <w:p>
+      <w:r>
+        <w:tab/>
+      </w:r>
+      <w:r>
+        <w:tab/>
+      </w:r>
+      <w:r>
+        <w:drawing>
+          <wp:inline distT="0" distB="0" distL="0" distR="0" wp14:anchorId="5914F87C" wp14:editId="76DD2574">
+            <wp:extent cx="1596617" cy="1031443"/>
+            <wp:effectExtent l="0" t="0" r="3810" b="0"/>
+            <wp:docPr id="7" name="Picture 7"/>
+            <wp:cNvGraphicFramePr>
+              <a:graphicFrameLocks xmlns:a="http://schemas.openxmlformats.org/drawingml/2006/main" noChangeAspect="1"/>
+            </wp:cNvGraphicFramePr>
+            <a:graphic xmlns:a="http://schemas.openxmlformats.org/drawingml/2006/main">
+              <a:graphicData uri="http://schemas.openxmlformats.org/drawingml/2006/picture">
+                <pic:pic xmlns:pic="http://schemas.openxmlformats.org/drawingml/2006/picture">
+                  <pic:nvPicPr>
+                    <pic:cNvPr id="1" name=""/>
+                    <pic:cNvPicPr/>
+                  </pic:nvPicPr>
+                  <pic:blipFill>
+                    <a:blip r:embed="rId16"/>
+                    <a:stretch>
+                      <a:fillRect/>
+                    </a:stretch>
+                  </pic:blipFill>
+                  <pic:spPr>
+                    <a:xfrm>
+                      <a:off x="0" y="0"/>
+                      <a:ext cx="1608856" cy="1039350"/>
+                    </a:xfrm>
+                    <a:prstGeom prst="rect">
+                      <a:avLst/>
+                    </a:prstGeom>
+                  </pic:spPr>
+                </pic:pic>
+              </a:graphicData>
+            </a:graphic>
+          </wp:inline>
+        </w:drawing>
+      </w:r>
+    </w:p>
+    <w:p>
+      <w:r>
+        <w:tab/>
+      </w:r>
+      <w:r>
+        <w:tab/>
+      </w:r>
+    </w:p>
     <w:sectPr>
       <w:pgSz w:w="12240" w:h="15840"/>
       <w:pgMar w:top="1440" w:right="1440" w:bottom="1440" w:left="1440" w:header="720" w:footer="720" w:gutter="0"/>
